--- a/files/resume.docx
+++ b/files/resume.docx
@@ -70,50 +70,11 @@
         </w:r>
       </w:hyperlink>
     </w:p>
-    <w:p>
-      <w:pPr>
-        <w:jc w:val="center"/>
-      </w:pPr>
-    </w:p>
-    <w:p>
-      <w:pPr>
-        <w:jc w:val="center"/>
-        <w:rPr>
-          <w:b/>
-        </w:rPr>
-      </w:pPr>
-      <w:r>
-        <w:rPr>
-          <w:b/>
-        </w:rPr>
-        <w:t xml:space="preserve">SOFTWARE </w:t>
-      </w:r>
-      <w:r>
-        <w:rPr>
-          <w:b/>
-        </w:rPr>
-        <w:t>ENGINEER</w:t>
-      </w:r>
-    </w:p>
-    <w:p>
-      <w:pPr>
-        <w:jc w:val="center"/>
-        <w:rPr>
-          <w:b/>
-        </w:rPr>
-      </w:pPr>
-    </w:p>
-    <w:p>
-      <w:pPr>
-        <w:pStyle w:val="ListParagraph"/>
-        <w:numPr>
-          <w:ilvl w:val="0"/>
-          <w:numId w:val="1"/>
-        </w:numPr>
+    <w:p/>
+    <w:p>
+      <w:pPr>
         <w:autoSpaceDE w:val="0"/>
         <w:autoSpaceDN w:val="0"/>
-        <w:ind w:left="360"/>
-        <w:jc w:val="both"/>
         <w:sectPr>
           <w:type w:val="continuous"/>
           <w:pgSz w:w="12240" w:h="15840"/>
@@ -122,190 +83,14 @@
           <w:docGrid w:linePitch="360"/>
         </w:sectPr>
       </w:pPr>
-    </w:p>
-    <w:p>
-      <w:pPr>
-        <w:pStyle w:val="ListParagraph"/>
-        <w:numPr>
-          <w:ilvl w:val="0"/>
-          <w:numId w:val="1"/>
-        </w:numPr>
+      <w:r>
+        <w:t>Experienced software engineer with a strong background in the SDLC, focusing on security, troubleshooting, and performance. Skilled in databases, algorithms, web development, and network architecture. Delivers secure, optimized, and maintainable code. Adaptable, team-oriented, and committed to continuous learning, code quality, and scalable solutions.</w:t>
+      </w:r>
+    </w:p>
+    <w:p>
+      <w:pPr>
         <w:autoSpaceDE w:val="0"/>
         <w:autoSpaceDN w:val="0"/>
-        <w:ind w:left="810" w:right="-840"/>
-        <w:jc w:val="both"/>
-      </w:pPr>
-      <w:r>
-        <w:t>Web Services</w:t>
-      </w:r>
-    </w:p>
-    <w:p>
-      <w:pPr>
-        <w:pStyle w:val="ListParagraph"/>
-        <w:numPr>
-          <w:ilvl w:val="0"/>
-          <w:numId w:val="1"/>
-        </w:numPr>
-        <w:autoSpaceDE w:val="0"/>
-        <w:autoSpaceDN w:val="0"/>
-        <w:ind w:left="810" w:right="-840"/>
-        <w:jc w:val="both"/>
-      </w:pPr>
-      <w:r>
-        <w:t>Agile Methodology</w:t>
-      </w:r>
-    </w:p>
-    <w:p>
-      <w:pPr>
-        <w:pStyle w:val="ListParagraph"/>
-        <w:numPr>
-          <w:ilvl w:val="0"/>
-          <w:numId w:val="1"/>
-        </w:numPr>
-        <w:autoSpaceDE w:val="0"/>
-        <w:autoSpaceDN w:val="0"/>
-        <w:ind w:left="810" w:right="-840"/>
-        <w:jc w:val="both"/>
-      </w:pPr>
-      <w:r>
-        <w:t>Full Stack Development</w:t>
-      </w:r>
-    </w:p>
-    <w:p>
-      <w:pPr>
-        <w:pStyle w:val="ListParagraph"/>
-        <w:autoSpaceDE w:val="0"/>
-        <w:autoSpaceDN w:val="0"/>
-        <w:jc w:val="both"/>
-      </w:pPr>
-    </w:p>
-    <w:p>
-      <w:pPr>
-        <w:pStyle w:val="ListParagraph"/>
-        <w:numPr>
-          <w:ilvl w:val="0"/>
-          <w:numId w:val="1"/>
-        </w:numPr>
-        <w:autoSpaceDE w:val="0"/>
-        <w:autoSpaceDN w:val="0"/>
-        <w:ind w:left="360" w:right="-210"/>
-        <w:jc w:val="both"/>
-      </w:pPr>
-      <w:r>
-        <w:t>SDLC</w:t>
-      </w:r>
-    </w:p>
-    <w:p>
-      <w:pPr>
-        <w:pStyle w:val="ListParagraph"/>
-        <w:numPr>
-          <w:ilvl w:val="0"/>
-          <w:numId w:val="1"/>
-        </w:numPr>
-        <w:autoSpaceDE w:val="0"/>
-        <w:autoSpaceDN w:val="0"/>
-        <w:ind w:left="360" w:right="-120"/>
-        <w:jc w:val="both"/>
-      </w:pPr>
-      <w:r>
-        <w:t>Security</w:t>
-      </w:r>
-    </w:p>
-    <w:p>
-      <w:pPr>
-        <w:pStyle w:val="ListParagraph"/>
-        <w:numPr>
-          <w:ilvl w:val="0"/>
-          <w:numId w:val="1"/>
-        </w:numPr>
-        <w:autoSpaceDE w:val="0"/>
-        <w:autoSpaceDN w:val="0"/>
-        <w:ind w:left="360" w:right="-120"/>
-        <w:jc w:val="both"/>
-      </w:pPr>
-      <w:r>
-        <w:t>Testing</w:t>
-      </w:r>
-      <w:r>
-        <w:t xml:space="preserve"> </w:t>
-      </w:r>
-      <w:r>
-        <w:t>/</w:t>
-      </w:r>
-      <w:r>
-        <w:t xml:space="preserve"> </w:t>
-      </w:r>
-      <w:r>
-        <w:t>Troubleshooting</w:t>
-      </w:r>
-    </w:p>
-    <w:p>
-      <w:pPr>
-        <w:pStyle w:val="ListParagraph"/>
-        <w:autoSpaceDE w:val="0"/>
-        <w:autoSpaceDN w:val="0"/>
-        <w:jc w:val="both"/>
-      </w:pPr>
-    </w:p>
-    <w:p>
-      <w:pPr>
-        <w:pStyle w:val="ListParagraph"/>
-        <w:numPr>
-          <w:ilvl w:val="0"/>
-          <w:numId w:val="1"/>
-        </w:numPr>
-        <w:autoSpaceDE w:val="0"/>
-        <w:autoSpaceDN w:val="0"/>
-        <w:ind w:left="180"/>
-        <w:jc w:val="both"/>
-      </w:pPr>
-      <w:r>
-        <w:t>Databases</w:t>
-      </w:r>
-    </w:p>
-    <w:p>
-      <w:pPr>
-        <w:pStyle w:val="ListParagraph"/>
-        <w:numPr>
-          <w:ilvl w:val="0"/>
-          <w:numId w:val="1"/>
-        </w:numPr>
-        <w:autoSpaceDE w:val="0"/>
-        <w:autoSpaceDN w:val="0"/>
-        <w:ind w:left="180"/>
-        <w:jc w:val="both"/>
-      </w:pPr>
-      <w:r>
-        <w:t>Data Structures</w:t>
-      </w:r>
-      <w:r>
-        <w:t xml:space="preserve"> </w:t>
-      </w:r>
-      <w:r>
-        <w:t xml:space="preserve">/Algorithms </w:t>
-      </w:r>
-    </w:p>
-    <w:p>
-      <w:pPr>
-        <w:pStyle w:val="ListParagraph"/>
-        <w:numPr>
-          <w:ilvl w:val="0"/>
-          <w:numId w:val="1"/>
-        </w:numPr>
-        <w:autoSpaceDE w:val="0"/>
-        <w:autoSpaceDN w:val="0"/>
-        <w:ind w:left="180"/>
-        <w:jc w:val="both"/>
-      </w:pPr>
-      <w:r>
-        <w:t>Networking Architecture</w:t>
-      </w:r>
-    </w:p>
-    <w:p>
-      <w:pPr>
-        <w:autoSpaceDE w:val="0"/>
-        <w:autoSpaceDN w:val="0"/>
-        <w:jc w:val="both"/>
         <w:sectPr>
           <w:type w:val="continuous"/>
           <w:pgSz w:w="12240" w:h="15840"/>
@@ -342,7 +127,19 @@
         <w:rPr>
           <w:b/>
         </w:rPr>
-        <w:t xml:space="preserve">ATION | </w:t>
+        <w:t>ATION</w:t>
+      </w:r>
+      <w:r>
+        <w:rPr>
+          <w:b/>
+        </w:rPr>
+        <w:t xml:space="preserve"> |</w:t>
+      </w:r>
+      <w:r>
+        <w:rPr>
+          <w:b/>
+        </w:rPr>
+        <w:t xml:space="preserve"> </w:t>
       </w:r>
       <w:r>
         <w:rPr>
@@ -375,44 +172,46 @@
         <w:overflowPunct/>
         <w:adjustRightInd/>
         <w:contextualSpacing/>
-        <w:jc w:val="center"/>
-      </w:pPr>
-      <w:r>
-        <w:rPr>
-          <w:bCs/>
-        </w:rPr>
-        <w:t>Bachelor of Science</w:t>
-      </w:r>
-      <w:r>
-        <w:rPr>
-          <w:b/>
-        </w:rPr>
-        <w:t xml:space="preserve"> | </w:t>
-      </w:r>
-      <w:r>
-        <w:t>Computer Science</w:t>
-      </w:r>
-      <w:r>
-        <w:t xml:space="preserve"> | </w:t>
-      </w:r>
-      <w:r>
-        <w:t>University</w:t>
-      </w:r>
-      <w:r>
-        <w:t xml:space="preserve"> of Maryland, Global Campus</w:t>
-      </w:r>
+        <w:rPr>
+          <w:bCs/>
+        </w:rPr>
+        <w:sectPr>
+          <w:type w:val="continuous"/>
+          <w:pgSz w:w="12240" w:h="15840"/>
+          <w:pgMar w:top="576" w:right="720" w:bottom="288" w:left="720" w:header="720" w:footer="720" w:gutter="0"/>
+          <w:cols w:space="720"/>
+          <w:titlePg/>
+          <w:docGrid w:linePitch="360"/>
+        </w:sectPr>
+      </w:pPr>
     </w:p>
     <w:p>
       <w:pPr>
         <w:widowControl/>
         <w:overflowPunct/>
         <w:adjustRightInd/>
-        <w:ind w:left="360"/>
         <w:contextualSpacing/>
-        <w:jc w:val="center"/>
-      </w:pPr>
-      <w:r>
-        <w:t>IBM DevOps and Software Engineering Professional</w:t>
+      </w:pPr>
+      <w:r>
+        <w:rPr>
+          <w:bCs/>
+        </w:rPr>
+        <w:t>Bachelor of Computer Science</w:t>
+      </w:r>
+      <w:r>
+        <w:t xml:space="preserve"> </w:t>
+      </w:r>
+      <w:r>
+        <w:t>-</w:t>
+      </w:r>
+      <w:r>
+        <w:t xml:space="preserve"> </w:t>
+      </w:r>
+      <w:r>
+        <w:t>University</w:t>
+      </w:r>
+      <w:r>
+        <w:t xml:space="preserve"> of Maryland</w:t>
       </w:r>
     </w:p>
     <w:p>
@@ -420,12 +219,13 @@
         <w:widowControl/>
         <w:overflowPunct/>
         <w:adjustRightInd/>
-        <w:ind w:left="360"/>
         <w:contextualSpacing/>
-        <w:jc w:val="center"/>
-      </w:pPr>
-      <w:r>
-        <w:t>IBM IT Support Professional</w:t>
+      </w:pPr>
+      <w:r>
+        <w:t xml:space="preserve">IBM IT </w:t>
+      </w:r>
+      <w:r>
+        <w:t>Project Manager</w:t>
       </w:r>
     </w:p>
     <w:p>
@@ -433,12 +233,13 @@
         <w:widowControl/>
         <w:overflowPunct/>
         <w:adjustRightInd/>
-        <w:ind w:left="360"/>
         <w:contextualSpacing/>
-        <w:jc w:val="center"/>
-      </w:pPr>
-      <w:r>
-        <w:t>IBM Project Management Professional</w:t>
+      </w:pPr>
+      <w:r>
+        <w:t xml:space="preserve">IBM </w:t>
+      </w:r>
+      <w:r>
+        <w:t>IT Support Professional</w:t>
       </w:r>
     </w:p>
     <w:p>
@@ -446,37 +247,126 @@
         <w:widowControl/>
         <w:overflowPunct/>
         <w:adjustRightInd/>
-        <w:ind w:left="360"/>
         <w:contextualSpacing/>
+      </w:pPr>
+      <w:r>
+        <w:t>Google IT Support Professional</w:t>
+      </w:r>
+    </w:p>
+    <w:p>
+      <w:pPr>
+        <w:widowControl/>
+        <w:overflowPunct/>
+        <w:adjustRightInd/>
+        <w:contextualSpacing/>
+      </w:pPr>
+    </w:p>
+    <w:p>
+      <w:pPr>
+        <w:widowControl/>
+        <w:overflowPunct/>
+        <w:adjustRightInd/>
+        <w:contextualSpacing/>
+        <w:jc w:val="right"/>
+      </w:pPr>
+      <w:r>
+        <w:t xml:space="preserve">May </w:t>
+      </w:r>
+      <w:r>
+        <w:t>2021 – August 2025</w:t>
+      </w:r>
+    </w:p>
+    <w:p>
+      <w:pPr>
+        <w:widowControl/>
+        <w:overflowPunct/>
+        <w:adjustRightInd/>
+        <w:contextualSpacing/>
+        <w:jc w:val="right"/>
+      </w:pPr>
+      <w:r>
+        <w:t>February 22</w:t>
+      </w:r>
+      <w:r>
+        <w:rPr>
+          <w:vertAlign w:val="superscript"/>
+        </w:rPr>
+        <w:t>nd</w:t>
+      </w:r>
+      <w:r>
+        <w:t>, 2025</w:t>
+      </w:r>
+    </w:p>
+    <w:p>
+      <w:pPr>
+        <w:widowControl/>
+        <w:overflowPunct/>
+        <w:adjustRightInd/>
+        <w:contextualSpacing/>
+        <w:jc w:val="right"/>
+      </w:pPr>
+      <w:r>
+        <w:t>May 24</w:t>
+      </w:r>
+      <w:r>
+        <w:rPr>
+          <w:vertAlign w:val="superscript"/>
+        </w:rPr>
+        <w:t>th</w:t>
+      </w:r>
+      <w:r>
+        <w:t>, 2024</w:t>
+      </w:r>
+    </w:p>
+    <w:p>
+      <w:pPr>
+        <w:widowControl/>
+        <w:overflowPunct/>
+        <w:adjustRightInd/>
+        <w:contextualSpacing/>
+        <w:jc w:val="right"/>
+        <w:sectPr>
+          <w:type w:val="continuous"/>
+          <w:pgSz w:w="12240" w:h="15840"/>
+          <w:pgMar w:top="576" w:right="720" w:bottom="288" w:left="720" w:header="720" w:footer="720" w:gutter="0"/>
+          <w:cols w:num="2" w:space="720" w:equalWidth="0">
+            <w:col w:w="6960" w:space="720"/>
+            <w:col w:w="3120"/>
+          </w:cols>
+          <w:titlePg/>
+          <w:docGrid w:linePitch="360"/>
+        </w:sectPr>
+      </w:pPr>
+      <w:r>
+        <w:t>April 29</w:t>
+      </w:r>
+      <w:r>
+        <w:rPr>
+          <w:vertAlign w:val="superscript"/>
+        </w:rPr>
+        <w:t>th</w:t>
+      </w:r>
+      <w:r>
+        <w:t>, 2024</w:t>
+      </w:r>
+    </w:p>
+    <w:p>
+      <w:pPr>
+        <w:rPr>
+          <w:b/>
+          <w:iCs/>
+        </w:rPr>
+      </w:pPr>
+    </w:p>
+    <w:p>
+      <w:pPr>
         <w:jc w:val="center"/>
       </w:pPr>
       <w:r>
-        <w:t>Google IT Support Professional</w:t>
-      </w:r>
-    </w:p>
-    <w:p>
-      <w:pPr>
-        <w:rPr>
-          <w:b/>
-          <w:iCs/>
-        </w:rPr>
-      </w:pPr>
-    </w:p>
-    <w:p>
-      <w:pPr>
-        <w:jc w:val="center"/>
-      </w:pPr>
-      <w:r>
         <w:rPr>
           <w:b/>
         </w:rPr>
         <w:t>TECHNICAL COMPETENCIES</w:t>
-      </w:r>
-      <w:r>
-        <w:rPr>
-          <w:b/>
-        </w:rPr>
-        <w:t xml:space="preserve"> </w:t>
       </w:r>
     </w:p>
     <w:p>
@@ -501,7 +391,6 @@
       <w:pPr>
         <w:shd w:val="clear" w:color="auto" w:fill="FFFFFF"/>
         <w:contextualSpacing/>
-        <w:jc w:val="center"/>
         <w:rPr>
           <w:bCs/>
         </w:rPr>
@@ -571,7 +460,6 @@
       <w:pPr>
         <w:shd w:val="clear" w:color="auto" w:fill="FFFFFF"/>
         <w:contextualSpacing/>
-        <w:jc w:val="center"/>
         <w:rPr>
           <w:bCs/>
         </w:rPr>
@@ -619,7 +507,6 @@
       <w:pPr>
         <w:shd w:val="clear" w:color="auto" w:fill="FFFFFF"/>
         <w:contextualSpacing/>
-        <w:jc w:val="center"/>
         <w:rPr>
           <w:bCs/>
         </w:rPr>
@@ -653,7 +540,6 @@
       <w:pPr>
         <w:shd w:val="clear" w:color="auto" w:fill="FFFFFF"/>
         <w:contextualSpacing/>
-        <w:jc w:val="center"/>
         <w:rPr>
           <w:bCs/>
         </w:rPr>
@@ -681,7 +567,6 @@
       <w:pPr>
         <w:shd w:val="clear" w:color="auto" w:fill="FFFFFF"/>
         <w:contextualSpacing/>
-        <w:jc w:val="center"/>
         <w:rPr>
           <w:bCs/>
         </w:rPr>
@@ -729,39 +614,39 @@
       <w:pPr>
         <w:shd w:val="clear" w:color="auto" w:fill="FFFFFF"/>
         <w:contextualSpacing/>
+        <w:rPr>
+          <w:bCs/>
+        </w:rPr>
+      </w:pPr>
+      <w:r>
+        <w:rPr>
+          <w:b/>
+        </w:rPr>
+        <w:t>Platforms</w:t>
+      </w:r>
+      <w:r>
+        <w:rPr>
+          <w:bCs/>
+        </w:rPr>
+        <w:t xml:space="preserve">: </w:t>
+      </w:r>
+      <w:r>
+        <w:rPr>
+          <w:bCs/>
+        </w:rPr>
+        <w:t xml:space="preserve">Android, Windows, </w:t>
+      </w:r>
+      <w:r>
+        <w:rPr>
+          <w:bCs/>
+        </w:rPr>
+        <w:t>Linux</w:t>
+      </w:r>
+    </w:p>
+    <w:p>
+      <w:pPr>
         <w:jc w:val="center"/>
         <w:rPr>
-          <w:bCs/>
-        </w:rPr>
-      </w:pPr>
-      <w:r>
-        <w:rPr>
-          <w:b/>
-        </w:rPr>
-        <w:t>Platforms</w:t>
-      </w:r>
-      <w:r>
-        <w:rPr>
-          <w:bCs/>
-        </w:rPr>
-        <w:t xml:space="preserve">: </w:t>
-      </w:r>
-      <w:r>
-        <w:rPr>
-          <w:bCs/>
-        </w:rPr>
-        <w:t xml:space="preserve">Android, Windows, </w:t>
-      </w:r>
-      <w:r>
-        <w:rPr>
-          <w:bCs/>
-        </w:rPr>
-        <w:t>Linux</w:t>
-      </w:r>
-    </w:p>
-    <w:p>
-      <w:pPr>
-        <w:rPr>
           <w:b/>
         </w:rPr>
       </w:pPr>
@@ -788,7 +673,6 @@
     </w:p>
     <w:p>
       <w:pPr>
-        <w:jc w:val="center"/>
         <w:rPr>
           <w:b/>
         </w:rPr>
@@ -810,19 +694,44 @@
         <w:rPr>
           <w:b/>
         </w:rPr>
-        <w:t>-Infrastructure (</w:t>
-      </w:r>
-      <w:r>
-        <w:rPr>
-          <w:b/>
-        </w:rPr>
-        <w:t>https://github.com/albertbeaupre/full-stack-infrastructure</w:t>
-      </w:r>
-      <w:r>
-        <w:rPr>
-          <w:b/>
-        </w:rPr>
-        <w:t>)</w:t>
+        <w:t xml:space="preserve">-Infrastructure </w:t>
+      </w:r>
+      <w:r>
+        <w:rPr>
+          <w:b/>
+        </w:rPr>
+        <w:t>– August 29</w:t>
+      </w:r>
+      <w:r>
+        <w:rPr>
+          <w:b/>
+          <w:vertAlign w:val="superscript"/>
+        </w:rPr>
+        <w:t>th</w:t>
+      </w:r>
+      <w:r>
+        <w:rPr>
+          <w:b/>
+        </w:rPr>
+        <w:t xml:space="preserve">, 2024 </w:t>
+      </w:r>
+      <w:r>
+        <w:rPr>
+          <w:b/>
+        </w:rPr>
+        <w:t>–</w:t>
+      </w:r>
+      <w:r>
+        <w:rPr>
+          <w:b/>
+        </w:rPr>
+        <w:t xml:space="preserve"> Present</w:t>
+      </w:r>
+      <w:r>
+        <w:rPr>
+          <w:b/>
+        </w:rPr>
+        <w:t xml:space="preserve"> (GitHub)</w:t>
       </w:r>
     </w:p>
     <w:p>
@@ -832,7 +741,6 @@
           <w:ilvl w:val="0"/>
           <w:numId w:val="13"/>
         </w:numPr>
-        <w:jc w:val="both"/>
         <w:rPr>
           <w:bCs/>
         </w:rPr>
@@ -869,7 +777,6 @@
           <w:ilvl w:val="0"/>
           <w:numId w:val="13"/>
         </w:numPr>
-        <w:jc w:val="both"/>
         <w:rPr>
           <w:bCs/>
         </w:rPr>
@@ -883,24 +790,41 @@
     </w:p>
     <w:p>
       <w:pPr>
-        <w:jc w:val="both"/>
-        <w:rPr>
-          <w:bCs/>
-        </w:rPr>
-      </w:pPr>
-    </w:p>
-    <w:p>
-      <w:pPr>
-        <w:jc w:val="both"/>
-        <w:rPr>
-          <w:b/>
-        </w:rPr>
-      </w:pPr>
-      <w:r>
-        <w:rPr>
-          <w:b/>
-        </w:rPr>
-        <w:t>Messy (In Progress)</w:t>
+        <w:rPr>
+          <w:bCs/>
+        </w:rPr>
+      </w:pPr>
+    </w:p>
+    <w:p>
+      <w:pPr>
+        <w:rPr>
+          <w:b/>
+        </w:rPr>
+      </w:pPr>
+      <w:r>
+        <w:rPr>
+          <w:b/>
+        </w:rPr>
+        <w:t xml:space="preserve">Messy </w:t>
+      </w:r>
+      <w:r>
+        <w:rPr>
+          <w:b/>
+        </w:rPr>
+        <w:t>– January 20</w:t>
+      </w:r>
+      <w:r>
+        <w:rPr>
+          <w:b/>
+          <w:vertAlign w:val="superscript"/>
+        </w:rPr>
+        <w:t>th</w:t>
+      </w:r>
+      <w:r>
+        <w:rPr>
+          <w:b/>
+        </w:rPr>
+        <w:t>, 2025 – Present (Private Repository)</w:t>
       </w:r>
     </w:p>
     <w:p>
@@ -913,7 +837,6 @@
         <w:shd w:val="clear" w:color="auto" w:fill="FFFFFF"/>
         <w:overflowPunct/>
         <w:adjustRightInd/>
-        <w:jc w:val="both"/>
         <w:rPr>
           <w:kern w:val="0"/>
         </w:rPr>
@@ -935,7 +858,6 @@
         <w:shd w:val="clear" w:color="auto" w:fill="FFFFFF"/>
         <w:overflowPunct/>
         <w:adjustRightInd/>
-        <w:jc w:val="both"/>
         <w:rPr>
           <w:kern w:val="0"/>
         </w:rPr>
@@ -954,7 +876,6 @@
           <w:ilvl w:val="0"/>
           <w:numId w:val="13"/>
         </w:numPr>
-        <w:jc w:val="both"/>
         <w:rPr>
           <w:bCs/>
         </w:rPr>
@@ -977,37 +898,89 @@
         <w:rPr>
           <w:kern w:val="0"/>
         </w:rPr>
-        <w:t xml:space="preserve"> (Spring Boot), JDBC, Lombok, Spring Boot Security, many others...</w:t>
-      </w:r>
-    </w:p>
-    <w:p>
-      <w:pPr>
-        <w:jc w:val="both"/>
-        <w:rPr>
-          <w:bCs/>
-        </w:rPr>
-      </w:pPr>
-    </w:p>
-    <w:p>
-      <w:pPr>
-        <w:jc w:val="both"/>
-        <w:rPr>
-          <w:b/>
-        </w:rPr>
-      </w:pPr>
-      <w:proofErr w:type="spellStart"/>
-      <w:r>
-        <w:rPr>
-          <w:b/>
-        </w:rPr>
-        <w:t>CryptView</w:t>
-      </w:r>
-      <w:proofErr w:type="spellEnd"/>
-      <w:r>
-        <w:rPr>
-          <w:b/>
-        </w:rPr>
-        <w:t xml:space="preserve"> (No Longer Exists)</w:t>
+        <w:t xml:space="preserve"> (Spring Boot), JDBC, </w:t>
+      </w:r>
+      <w:r>
+        <w:rPr>
+          <w:kern w:val="0"/>
+        </w:rPr>
+        <w:t>JPA</w:t>
+      </w:r>
+      <w:r>
+        <w:rPr>
+          <w:kern w:val="0"/>
+        </w:rPr>
+        <w:t xml:space="preserve">, Spring Boot Security, </w:t>
+      </w:r>
+      <w:r>
+        <w:rPr>
+          <w:kern w:val="0"/>
+        </w:rPr>
+        <w:t>MongoDB</w:t>
+      </w:r>
+    </w:p>
+    <w:p>
+      <w:pPr>
+        <w:rPr>
+          <w:bCs/>
+        </w:rPr>
+      </w:pPr>
+    </w:p>
+    <w:p>
+      <w:pPr>
+        <w:rPr>
+          <w:b/>
+        </w:rPr>
+      </w:pPr>
+      <w:r>
+        <w:rPr>
+          <w:b/>
+        </w:rPr>
+        <w:t xml:space="preserve">A Terrifying Knight – September </w:t>
+      </w:r>
+      <w:r>
+        <w:rPr>
+          <w:b/>
+        </w:rPr>
+        <w:t>16</w:t>
+      </w:r>
+      <w:r>
+        <w:rPr>
+          <w:b/>
+          <w:vertAlign w:val="superscript"/>
+        </w:rPr>
+        <w:t>th</w:t>
+      </w:r>
+      <w:r>
+        <w:rPr>
+          <w:b/>
+        </w:rPr>
+        <w:t>, 2023</w:t>
+      </w:r>
+      <w:r>
+        <w:rPr>
+          <w:b/>
+        </w:rPr>
+        <w:t xml:space="preserve"> – September 24</w:t>
+      </w:r>
+      <w:r>
+        <w:rPr>
+          <w:b/>
+          <w:vertAlign w:val="superscript"/>
+        </w:rPr>
+        <w:t>th</w:t>
+      </w:r>
+      <w:r>
+        <w:rPr>
+          <w:b/>
+        </w:rPr>
+        <w:t>, 2024</w:t>
+      </w:r>
+      <w:r>
+        <w:rPr>
+          <w:b/>
+        </w:rPr>
+        <w:t xml:space="preserve"> (itch.io)</w:t>
       </w:r>
     </w:p>
     <w:p>
@@ -1020,7 +993,6 @@
         <w:shd w:val="clear" w:color="auto" w:fill="FFFFFF"/>
         <w:overflowPunct/>
         <w:adjustRightInd/>
-        <w:jc w:val="both"/>
         <w:rPr>
           <w:kern w:val="0"/>
         </w:rPr>
@@ -1031,19 +1003,61 @@
         </w:rPr>
         <w:t xml:space="preserve">Description – </w:t>
       </w:r>
+      <w:r>
+        <w:rPr>
+          <w:kern w:val="0"/>
+        </w:rPr>
+        <w:t>A</w:t>
+      </w:r>
+      <w:r>
+        <w:rPr>
+          <w:kern w:val="0"/>
+        </w:rPr>
+        <w:t xml:space="preserve"> game jam submission utilizing the </w:t>
+      </w:r>
       <w:proofErr w:type="spellStart"/>
       <w:r>
         <w:rPr>
           <w:kern w:val="0"/>
         </w:rPr>
-        <w:t>CryptoCurrency</w:t>
+        <w:t>l</w:t>
+      </w:r>
+      <w:r>
+        <w:rPr>
+          <w:kern w:val="0"/>
+        </w:rPr>
+        <w:t>ibGDX</w:t>
       </w:r>
       <w:proofErr w:type="spellEnd"/>
       <w:r>
         <w:rPr>
           <w:kern w:val="0"/>
         </w:rPr>
-        <w:t xml:space="preserve"> status candlestick website</w:t>
+        <w:t xml:space="preserve"> framework with a </w:t>
+      </w:r>
+      <w:r>
+        <w:rPr>
+          <w:kern w:val="0"/>
+        </w:rPr>
+        <w:t>1-week</w:t>
+      </w:r>
+      <w:r>
+        <w:rPr>
+          <w:kern w:val="0"/>
+        </w:rPr>
+        <w:t xml:space="preserve"> time </w:t>
+      </w:r>
+      <w:r>
+        <w:rPr>
+          <w:kern w:val="0"/>
+        </w:rPr>
+        <w:t>limit</w:t>
+      </w:r>
+      <w:r>
+        <w:rPr>
+          <w:kern w:val="0"/>
+        </w:rPr>
+        <w:t xml:space="preserve">. </w:t>
       </w:r>
     </w:p>
     <w:p>
@@ -1056,7 +1070,6 @@
         <w:shd w:val="clear" w:color="auto" w:fill="FFFFFF"/>
         <w:overflowPunct/>
         <w:adjustRightInd/>
-        <w:jc w:val="both"/>
         <w:rPr>
           <w:kern w:val="0"/>
         </w:rPr>
@@ -1065,15 +1078,61 @@
         <w:rPr>
           <w:kern w:val="0"/>
         </w:rPr>
-        <w:t>Languages – JavaScript (React), HTML, Tailwind (CSS)</w:t>
-      </w:r>
-    </w:p>
-    <w:p>
-      <w:pPr>
-        <w:rPr>
-          <w:b/>
-        </w:rPr>
-      </w:pPr>
+        <w:t xml:space="preserve">Languages – </w:t>
+      </w:r>
+      <w:r>
+        <w:rPr>
+          <w:kern w:val="0"/>
+        </w:rPr>
+        <w:t>Java</w:t>
+      </w:r>
+    </w:p>
+    <w:p>
+      <w:pPr>
+        <w:widowControl/>
+        <w:numPr>
+          <w:ilvl w:val="0"/>
+          <w:numId w:val="10"/>
+        </w:numPr>
+        <w:shd w:val="clear" w:color="auto" w:fill="FFFFFF"/>
+        <w:overflowPunct/>
+        <w:adjustRightInd/>
+        <w:rPr>
+          <w:kern w:val="0"/>
+        </w:rPr>
+      </w:pPr>
+      <w:r>
+        <w:rPr>
+          <w:kern w:val="0"/>
+        </w:rPr>
+        <w:t xml:space="preserve">Frameworks </w:t>
+      </w:r>
+      <w:r>
+        <w:rPr>
+          <w:kern w:val="0"/>
+        </w:rPr>
+        <w:t>–</w:t>
+      </w:r>
+      <w:r>
+        <w:rPr>
+          <w:kern w:val="0"/>
+        </w:rPr>
+        <w:t xml:space="preserve"> </w:t>
+      </w:r>
+      <w:proofErr w:type="spellStart"/>
+      <w:r>
+        <w:rPr>
+          <w:kern w:val="0"/>
+        </w:rPr>
+        <w:t>l</w:t>
+      </w:r>
+      <w:r>
+        <w:rPr>
+          <w:kern w:val="0"/>
+        </w:rPr>
+        <w:t>ibGDX</w:t>
+      </w:r>
+      <w:proofErr w:type="spellEnd"/>
     </w:p>
     <w:p>
       <w:pPr>
@@ -1082,6 +1141,14 @@
           <w:b/>
         </w:rPr>
       </w:pPr>
+    </w:p>
+    <w:p>
+      <w:pPr>
+        <w:jc w:val="center"/>
+        <w:rPr>
+          <w:b/>
+        </w:rPr>
+      </w:pPr>
       <w:r>
         <w:rPr>
           <w:b/>
@@ -1091,15 +1158,14 @@
     </w:p>
     <w:p>
       <w:pPr>
-        <w:jc w:val="both"/>
-        <w:rPr>
-          <w:bCs/>
-        </w:rPr>
-      </w:pPr>
-    </w:p>
-    <w:p>
-      <w:pPr>
-        <w:jc w:val="both"/>
+        <w:jc w:val="center"/>
+        <w:rPr>
+          <w:bCs/>
+        </w:rPr>
+      </w:pPr>
+    </w:p>
+    <w:p>
+      <w:pPr>
         <w:rPr>
           <w:bCs/>
         </w:rPr>
@@ -1119,7 +1185,6 @@
     </w:p>
     <w:p>
       <w:pPr>
-        <w:jc w:val="both"/>
         <w:rPr>
           <w:bCs/>
         </w:rPr>
@@ -1139,7 +1204,6 @@
     </w:p>
     <w:p>
       <w:pPr>
-        <w:jc w:val="both"/>
         <w:rPr>
           <w:b/>
         </w:rPr>
@@ -1190,7 +1254,6 @@
           <w:ilvl w:val="0"/>
           <w:numId w:val="17"/>
         </w:numPr>
-        <w:jc w:val="both"/>
         <w:rPr>
           <w:kern w:val="0"/>
         </w:rPr>
@@ -1209,7 +1272,6 @@
           <w:ilvl w:val="0"/>
           <w:numId w:val="17"/>
         </w:numPr>
-        <w:jc w:val="both"/>
         <w:rPr>
           <w:kern w:val="0"/>
         </w:rPr>
@@ -1228,7 +1290,6 @@
           <w:ilvl w:val="0"/>
           <w:numId w:val="17"/>
         </w:numPr>
-        <w:jc w:val="both"/>
         <w:rPr>
           <w:kern w:val="0"/>
         </w:rPr>
@@ -2321,7 +2382,7 @@
   <w:abstractNum w:abstractNumId="9" w15:restartNumberingAfterBreak="0">
     <w:nsid w:val="4A821551"/>
     <w:multiLevelType w:val="hybridMultilevel"/>
-    <w:tmpl w:val="E344529C"/>
+    <w:tmpl w:val="839C7BB0"/>
     <w:lvl w:ilvl="0" w:tplc="04090001">
       <w:start w:val="1"/>
       <w:numFmt w:val="bullet"/>
@@ -3687,6 +3748,7 @@
   <w:style w:type="character" w:default="1" w:styleId="DefaultParagraphFont">
     <w:name w:val="Default Paragraph Font"/>
     <w:uiPriority w:val="1"/>
+    <w:semiHidden/>
     <w:unhideWhenUsed/>
   </w:style>
   <w:style w:type="table" w:default="1" w:styleId="TableNormal">

--- a/files/resume.docx
+++ b/files/resume.docx
@@ -70,11 +70,50 @@
         </w:r>
       </w:hyperlink>
     </w:p>
-    <w:p/>
-    <w:p>
-      <w:pPr>
+    <w:p>
+      <w:pPr>
+        <w:jc w:val="center"/>
+      </w:pPr>
+    </w:p>
+    <w:p>
+      <w:pPr>
+        <w:jc w:val="center"/>
+        <w:rPr>
+          <w:b/>
+        </w:rPr>
+      </w:pPr>
+      <w:r>
+        <w:rPr>
+          <w:b/>
+        </w:rPr>
+        <w:t xml:space="preserve">SOFTWARE </w:t>
+      </w:r>
+      <w:r>
+        <w:rPr>
+          <w:b/>
+        </w:rPr>
+        <w:t>ENGINEER</w:t>
+      </w:r>
+    </w:p>
+    <w:p>
+      <w:pPr>
+        <w:jc w:val="center"/>
+        <w:rPr>
+          <w:b/>
+        </w:rPr>
+      </w:pPr>
+    </w:p>
+    <w:p>
+      <w:pPr>
+        <w:pStyle w:val="ListParagraph"/>
+        <w:numPr>
+          <w:ilvl w:val="0"/>
+          <w:numId w:val="1"/>
+        </w:numPr>
         <w:autoSpaceDE w:val="0"/>
         <w:autoSpaceDN w:val="0"/>
+        <w:ind w:left="360"/>
+        <w:jc w:val="both"/>
         <w:sectPr>
           <w:type w:val="continuous"/>
           <w:pgSz w:w="12240" w:h="15840"/>
@@ -83,14 +122,190 @@
           <w:docGrid w:linePitch="360"/>
         </w:sectPr>
       </w:pPr>
-      <w:r>
-        <w:t>Experienced software engineer with a strong background in the SDLC, focusing on security, troubleshooting, and performance. Skilled in databases, algorithms, web development, and network architecture. Delivers secure, optimized, and maintainable code. Adaptable, team-oriented, and committed to continuous learning, code quality, and scalable solutions.</w:t>
-      </w:r>
-    </w:p>
-    <w:p>
-      <w:pPr>
+    </w:p>
+    <w:p>
+      <w:pPr>
+        <w:pStyle w:val="ListParagraph"/>
+        <w:numPr>
+          <w:ilvl w:val="0"/>
+          <w:numId w:val="1"/>
+        </w:numPr>
         <w:autoSpaceDE w:val="0"/>
         <w:autoSpaceDN w:val="0"/>
+        <w:ind w:left="810" w:right="-840"/>
+        <w:jc w:val="both"/>
+      </w:pPr>
+      <w:r>
+        <w:t>Web Services</w:t>
+      </w:r>
+    </w:p>
+    <w:p>
+      <w:pPr>
+        <w:pStyle w:val="ListParagraph"/>
+        <w:numPr>
+          <w:ilvl w:val="0"/>
+          <w:numId w:val="1"/>
+        </w:numPr>
+        <w:autoSpaceDE w:val="0"/>
+        <w:autoSpaceDN w:val="0"/>
+        <w:ind w:left="810" w:right="-840"/>
+        <w:jc w:val="both"/>
+      </w:pPr>
+      <w:r>
+        <w:t>Agile Methodology</w:t>
+      </w:r>
+    </w:p>
+    <w:p>
+      <w:pPr>
+        <w:pStyle w:val="ListParagraph"/>
+        <w:numPr>
+          <w:ilvl w:val="0"/>
+          <w:numId w:val="1"/>
+        </w:numPr>
+        <w:autoSpaceDE w:val="0"/>
+        <w:autoSpaceDN w:val="0"/>
+        <w:ind w:left="810" w:right="-840"/>
+        <w:jc w:val="both"/>
+      </w:pPr>
+      <w:r>
+        <w:t>Full Stack Development</w:t>
+      </w:r>
+    </w:p>
+    <w:p>
+      <w:pPr>
+        <w:pStyle w:val="ListParagraph"/>
+        <w:autoSpaceDE w:val="0"/>
+        <w:autoSpaceDN w:val="0"/>
+        <w:jc w:val="both"/>
+      </w:pPr>
+    </w:p>
+    <w:p>
+      <w:pPr>
+        <w:pStyle w:val="ListParagraph"/>
+        <w:numPr>
+          <w:ilvl w:val="0"/>
+          <w:numId w:val="1"/>
+        </w:numPr>
+        <w:autoSpaceDE w:val="0"/>
+        <w:autoSpaceDN w:val="0"/>
+        <w:ind w:left="360" w:right="-210"/>
+        <w:jc w:val="both"/>
+      </w:pPr>
+      <w:r>
+        <w:t>SDLC</w:t>
+      </w:r>
+    </w:p>
+    <w:p>
+      <w:pPr>
+        <w:pStyle w:val="ListParagraph"/>
+        <w:numPr>
+          <w:ilvl w:val="0"/>
+          <w:numId w:val="1"/>
+        </w:numPr>
+        <w:autoSpaceDE w:val="0"/>
+        <w:autoSpaceDN w:val="0"/>
+        <w:ind w:left="360" w:right="-120"/>
+        <w:jc w:val="both"/>
+      </w:pPr>
+      <w:r>
+        <w:t>Security</w:t>
+      </w:r>
+    </w:p>
+    <w:p>
+      <w:pPr>
+        <w:pStyle w:val="ListParagraph"/>
+        <w:numPr>
+          <w:ilvl w:val="0"/>
+          <w:numId w:val="1"/>
+        </w:numPr>
+        <w:autoSpaceDE w:val="0"/>
+        <w:autoSpaceDN w:val="0"/>
+        <w:ind w:left="360" w:right="-120"/>
+        <w:jc w:val="both"/>
+      </w:pPr>
+      <w:r>
+        <w:t>Testing</w:t>
+      </w:r>
+      <w:r>
+        <w:t xml:space="preserve"> </w:t>
+      </w:r>
+      <w:r>
+        <w:t>/</w:t>
+      </w:r>
+      <w:r>
+        <w:t xml:space="preserve"> </w:t>
+      </w:r>
+      <w:r>
+        <w:t>Troubleshooting</w:t>
+      </w:r>
+    </w:p>
+    <w:p>
+      <w:pPr>
+        <w:pStyle w:val="ListParagraph"/>
+        <w:autoSpaceDE w:val="0"/>
+        <w:autoSpaceDN w:val="0"/>
+        <w:jc w:val="both"/>
+      </w:pPr>
+    </w:p>
+    <w:p>
+      <w:pPr>
+        <w:pStyle w:val="ListParagraph"/>
+        <w:numPr>
+          <w:ilvl w:val="0"/>
+          <w:numId w:val="1"/>
+        </w:numPr>
+        <w:autoSpaceDE w:val="0"/>
+        <w:autoSpaceDN w:val="0"/>
+        <w:ind w:left="180"/>
+        <w:jc w:val="both"/>
+      </w:pPr>
+      <w:r>
+        <w:t>Databases</w:t>
+      </w:r>
+    </w:p>
+    <w:p>
+      <w:pPr>
+        <w:pStyle w:val="ListParagraph"/>
+        <w:numPr>
+          <w:ilvl w:val="0"/>
+          <w:numId w:val="1"/>
+        </w:numPr>
+        <w:autoSpaceDE w:val="0"/>
+        <w:autoSpaceDN w:val="0"/>
+        <w:ind w:left="180"/>
+        <w:jc w:val="both"/>
+      </w:pPr>
+      <w:r>
+        <w:t>Data Structures</w:t>
+      </w:r>
+      <w:r>
+        <w:t xml:space="preserve"> </w:t>
+      </w:r>
+      <w:r>
+        <w:t xml:space="preserve">/Algorithms </w:t>
+      </w:r>
+    </w:p>
+    <w:p>
+      <w:pPr>
+        <w:pStyle w:val="ListParagraph"/>
+        <w:numPr>
+          <w:ilvl w:val="0"/>
+          <w:numId w:val="1"/>
+        </w:numPr>
+        <w:autoSpaceDE w:val="0"/>
+        <w:autoSpaceDN w:val="0"/>
+        <w:ind w:left="180"/>
+        <w:jc w:val="both"/>
+      </w:pPr>
+      <w:r>
+        <w:t>Networking Architecture</w:t>
+      </w:r>
+    </w:p>
+    <w:p>
+      <w:pPr>
+        <w:autoSpaceDE w:val="0"/>
+        <w:autoSpaceDN w:val="0"/>
+        <w:jc w:val="both"/>
         <w:sectPr>
           <w:type w:val="continuous"/>
           <w:pgSz w:w="12240" w:h="15840"/>
@@ -127,19 +342,7 @@
         <w:rPr>
           <w:b/>
         </w:rPr>
-        <w:t>ATION</w:t>
-      </w:r>
-      <w:r>
-        <w:rPr>
-          <w:b/>
-        </w:rPr>
-        <w:t xml:space="preserve"> |</w:t>
-      </w:r>
-      <w:r>
-        <w:rPr>
-          <w:b/>
-        </w:rPr>
-        <w:t xml:space="preserve"> </w:t>
+        <w:t xml:space="preserve">ATION | </w:t>
       </w:r>
       <w:r>
         <w:rPr>
@@ -172,46 +375,44 @@
         <w:overflowPunct/>
         <w:adjustRightInd/>
         <w:contextualSpacing/>
-        <w:rPr>
-          <w:bCs/>
-        </w:rPr>
-        <w:sectPr>
-          <w:type w:val="continuous"/>
-          <w:pgSz w:w="12240" w:h="15840"/>
-          <w:pgMar w:top="576" w:right="720" w:bottom="288" w:left="720" w:header="720" w:footer="720" w:gutter="0"/>
-          <w:cols w:space="720"/>
-          <w:titlePg/>
-          <w:docGrid w:linePitch="360"/>
-        </w:sectPr>
-      </w:pPr>
+        <w:jc w:val="center"/>
+      </w:pPr>
+      <w:r>
+        <w:rPr>
+          <w:bCs/>
+        </w:rPr>
+        <w:t>Bachelor of Science</w:t>
+      </w:r>
+      <w:r>
+        <w:rPr>
+          <w:b/>
+        </w:rPr>
+        <w:t xml:space="preserve"> | </w:t>
+      </w:r>
+      <w:r>
+        <w:t>Computer Science</w:t>
+      </w:r>
+      <w:r>
+        <w:t xml:space="preserve"> | </w:t>
+      </w:r>
+      <w:r>
+        <w:t>University</w:t>
+      </w:r>
+      <w:r>
+        <w:t xml:space="preserve"> of Maryland, Global Campus</w:t>
+      </w:r>
     </w:p>
     <w:p>
       <w:pPr>
         <w:widowControl/>
         <w:overflowPunct/>
         <w:adjustRightInd/>
+        <w:ind w:left="360"/>
         <w:contextualSpacing/>
-      </w:pPr>
-      <w:r>
-        <w:rPr>
-          <w:bCs/>
-        </w:rPr>
-        <w:t>Bachelor of Computer Science</w:t>
-      </w:r>
-      <w:r>
-        <w:t xml:space="preserve"> </w:t>
-      </w:r>
-      <w:r>
-        <w:t>-</w:t>
-      </w:r>
-      <w:r>
-        <w:t xml:space="preserve"> </w:t>
-      </w:r>
-      <w:r>
-        <w:t>University</w:t>
-      </w:r>
-      <w:r>
-        <w:t xml:space="preserve"> of Maryland</w:t>
+        <w:jc w:val="center"/>
+      </w:pPr>
+      <w:r>
+        <w:t>IBM DevOps and Software Engineering Professional</w:t>
       </w:r>
     </w:p>
     <w:p>
@@ -219,13 +420,12 @@
         <w:widowControl/>
         <w:overflowPunct/>
         <w:adjustRightInd/>
+        <w:ind w:left="360"/>
         <w:contextualSpacing/>
-      </w:pPr>
-      <w:r>
-        <w:t xml:space="preserve">IBM IT </w:t>
-      </w:r>
-      <w:r>
-        <w:t>Project Manager</w:t>
+        <w:jc w:val="center"/>
+      </w:pPr>
+      <w:r>
+        <w:t>IBM IT Support Professional</w:t>
       </w:r>
     </w:p>
     <w:p>
@@ -233,13 +433,12 @@
         <w:widowControl/>
         <w:overflowPunct/>
         <w:adjustRightInd/>
+        <w:ind w:left="360"/>
         <w:contextualSpacing/>
-      </w:pPr>
-      <w:r>
-        <w:t xml:space="preserve">IBM </w:t>
-      </w:r>
-      <w:r>
-        <w:t>IT Support Professional</w:t>
+        <w:jc w:val="center"/>
+      </w:pPr>
+      <w:r>
+        <w:t>IBM Project Management Professional</w:t>
       </w:r>
     </w:p>
     <w:p>
@@ -247,7 +446,9 @@
         <w:widowControl/>
         <w:overflowPunct/>
         <w:adjustRightInd/>
+        <w:ind w:left="360"/>
         <w:contextualSpacing/>
+        <w:jc w:val="center"/>
       </w:pPr>
       <w:r>
         <w:t>Google IT Support Professional</w:t>
@@ -255,103 +456,6 @@
     </w:p>
     <w:p>
       <w:pPr>
-        <w:widowControl/>
-        <w:overflowPunct/>
-        <w:adjustRightInd/>
-        <w:contextualSpacing/>
-      </w:pPr>
-    </w:p>
-    <w:p>
-      <w:pPr>
-        <w:widowControl/>
-        <w:overflowPunct/>
-        <w:adjustRightInd/>
-        <w:contextualSpacing/>
-        <w:jc w:val="right"/>
-      </w:pPr>
-      <w:r>
-        <w:t xml:space="preserve">May </w:t>
-      </w:r>
-      <w:r>
-        <w:t>2021 – August 2025</w:t>
-      </w:r>
-    </w:p>
-    <w:p>
-      <w:pPr>
-        <w:widowControl/>
-        <w:overflowPunct/>
-        <w:adjustRightInd/>
-        <w:contextualSpacing/>
-        <w:jc w:val="right"/>
-      </w:pPr>
-      <w:r>
-        <w:t>February 22</w:t>
-      </w:r>
-      <w:r>
-        <w:rPr>
-          <w:vertAlign w:val="superscript"/>
-        </w:rPr>
-        <w:t>nd</w:t>
-      </w:r>
-      <w:r>
-        <w:t>, 2025</w:t>
-      </w:r>
-    </w:p>
-    <w:p>
-      <w:pPr>
-        <w:widowControl/>
-        <w:overflowPunct/>
-        <w:adjustRightInd/>
-        <w:contextualSpacing/>
-        <w:jc w:val="right"/>
-      </w:pPr>
-      <w:r>
-        <w:t>May 24</w:t>
-      </w:r>
-      <w:r>
-        <w:rPr>
-          <w:vertAlign w:val="superscript"/>
-        </w:rPr>
-        <w:t>th</w:t>
-      </w:r>
-      <w:r>
-        <w:t>, 2024</w:t>
-      </w:r>
-    </w:p>
-    <w:p>
-      <w:pPr>
-        <w:widowControl/>
-        <w:overflowPunct/>
-        <w:adjustRightInd/>
-        <w:contextualSpacing/>
-        <w:jc w:val="right"/>
-        <w:sectPr>
-          <w:type w:val="continuous"/>
-          <w:pgSz w:w="12240" w:h="15840"/>
-          <w:pgMar w:top="576" w:right="720" w:bottom="288" w:left="720" w:header="720" w:footer="720" w:gutter="0"/>
-          <w:cols w:num="2" w:space="720" w:equalWidth="0">
-            <w:col w:w="6960" w:space="720"/>
-            <w:col w:w="3120"/>
-          </w:cols>
-          <w:titlePg/>
-          <w:docGrid w:linePitch="360"/>
-        </w:sectPr>
-      </w:pPr>
-      <w:r>
-        <w:t>April 29</w:t>
-      </w:r>
-      <w:r>
-        <w:rPr>
-          <w:vertAlign w:val="superscript"/>
-        </w:rPr>
-        <w:t>th</w:t>
-      </w:r>
-      <w:r>
-        <w:t>, 2024</w:t>
-      </w:r>
-    </w:p>
-    <w:p>
-      <w:pPr>
         <w:rPr>
           <w:b/>
           <w:iCs/>
@@ -367,6 +471,12 @@
           <w:b/>
         </w:rPr>
         <w:t>TECHNICAL COMPETENCIES</w:t>
+      </w:r>
+      <w:r>
+        <w:rPr>
+          <w:b/>
+        </w:rPr>
+        <w:t xml:space="preserve"> </w:t>
       </w:r>
     </w:p>
     <w:p>
@@ -391,6 +501,7 @@
       <w:pPr>
         <w:shd w:val="clear" w:color="auto" w:fill="FFFFFF"/>
         <w:contextualSpacing/>
+        <w:jc w:val="center"/>
         <w:rPr>
           <w:bCs/>
         </w:rPr>
@@ -460,6 +571,7 @@
       <w:pPr>
         <w:shd w:val="clear" w:color="auto" w:fill="FFFFFF"/>
         <w:contextualSpacing/>
+        <w:jc w:val="center"/>
         <w:rPr>
           <w:bCs/>
         </w:rPr>
@@ -507,6 +619,7 @@
       <w:pPr>
         <w:shd w:val="clear" w:color="auto" w:fill="FFFFFF"/>
         <w:contextualSpacing/>
+        <w:jc w:val="center"/>
         <w:rPr>
           <w:bCs/>
         </w:rPr>
@@ -540,6 +653,7 @@
       <w:pPr>
         <w:shd w:val="clear" w:color="auto" w:fill="FFFFFF"/>
         <w:contextualSpacing/>
+        <w:jc w:val="center"/>
         <w:rPr>
           <w:bCs/>
         </w:rPr>
@@ -567,6 +681,7 @@
       <w:pPr>
         <w:shd w:val="clear" w:color="auto" w:fill="FFFFFF"/>
         <w:contextualSpacing/>
+        <w:jc w:val="center"/>
         <w:rPr>
           <w:bCs/>
         </w:rPr>
@@ -614,6 +729,7 @@
       <w:pPr>
         <w:shd w:val="clear" w:color="auto" w:fill="FFFFFF"/>
         <w:contextualSpacing/>
+        <w:jc w:val="center"/>
         <w:rPr>
           <w:bCs/>
         </w:rPr>
@@ -645,11 +761,30 @@
     </w:p>
     <w:p>
       <w:pPr>
+        <w:rPr>
+          <w:b/>
+        </w:rPr>
+      </w:pPr>
+    </w:p>
+    <w:p>
+      <w:pPr>
         <w:jc w:val="center"/>
         <w:rPr>
           <w:b/>
         </w:rPr>
       </w:pPr>
+      <w:r>
+        <w:rPr>
+          <w:b/>
+        </w:rPr>
+        <w:t>SOFTWARE</w:t>
+      </w:r>
+      <w:r>
+        <w:rPr>
+          <w:b/>
+        </w:rPr>
+        <w:t xml:space="preserve"> PROJECTS</w:t>
+      </w:r>
     </w:p>
     <w:p>
       <w:pPr>
@@ -658,25 +793,6 @@
           <w:b/>
         </w:rPr>
       </w:pPr>
-      <w:r>
-        <w:rPr>
-          <w:b/>
-        </w:rPr>
-        <w:t>SOFTWARE</w:t>
-      </w:r>
-      <w:r>
-        <w:rPr>
-          <w:b/>
-        </w:rPr>
-        <w:t xml:space="preserve"> PROJECTS</w:t>
-      </w:r>
-    </w:p>
-    <w:p>
-      <w:pPr>
-        <w:rPr>
-          <w:b/>
-        </w:rPr>
-      </w:pPr>
     </w:p>
     <w:p>
       <w:pPr>
@@ -694,44 +810,19 @@
         <w:rPr>
           <w:b/>
         </w:rPr>
-        <w:t xml:space="preserve">-Infrastructure </w:t>
-      </w:r>
-      <w:r>
-        <w:rPr>
-          <w:b/>
-        </w:rPr>
-        <w:t>– August 29</w:t>
-      </w:r>
-      <w:r>
-        <w:rPr>
-          <w:b/>
-          <w:vertAlign w:val="superscript"/>
-        </w:rPr>
-        <w:t>th</w:t>
-      </w:r>
-      <w:r>
-        <w:rPr>
-          <w:b/>
-        </w:rPr>
-        <w:t xml:space="preserve">, 2024 </w:t>
-      </w:r>
-      <w:r>
-        <w:rPr>
-          <w:b/>
-        </w:rPr>
-        <w:t>–</w:t>
-      </w:r>
-      <w:r>
-        <w:rPr>
-          <w:b/>
-        </w:rPr>
-        <w:t xml:space="preserve"> Present</w:t>
-      </w:r>
-      <w:r>
-        <w:rPr>
-          <w:b/>
-        </w:rPr>
-        <w:t xml:space="preserve"> (GitHub)</w:t>
+        <w:t>-Infrastructure (</w:t>
+      </w:r>
+      <w:r>
+        <w:rPr>
+          <w:b/>
+        </w:rPr>
+        <w:t>https://github.com/albertbeaupre/full-stack-infrastructure</w:t>
+      </w:r>
+      <w:r>
+        <w:rPr>
+          <w:b/>
+        </w:rPr>
+        <w:t>)</w:t>
       </w:r>
     </w:p>
     <w:p>
@@ -741,6 +832,7 @@
           <w:ilvl w:val="0"/>
           <w:numId w:val="13"/>
         </w:numPr>
+        <w:jc w:val="both"/>
         <w:rPr>
           <w:bCs/>
         </w:rPr>
@@ -777,6 +869,7 @@
           <w:ilvl w:val="0"/>
           <w:numId w:val="13"/>
         </w:numPr>
+        <w:jc w:val="both"/>
         <w:rPr>
           <w:bCs/>
         </w:rPr>
@@ -790,41 +883,24 @@
     </w:p>
     <w:p>
       <w:pPr>
-        <w:rPr>
-          <w:bCs/>
-        </w:rPr>
-      </w:pPr>
-    </w:p>
-    <w:p>
-      <w:pPr>
-        <w:rPr>
-          <w:b/>
-        </w:rPr>
-      </w:pPr>
-      <w:r>
-        <w:rPr>
-          <w:b/>
-        </w:rPr>
-        <w:t xml:space="preserve">Messy </w:t>
-      </w:r>
-      <w:r>
-        <w:rPr>
-          <w:b/>
-        </w:rPr>
-        <w:t>– January 20</w:t>
-      </w:r>
-      <w:r>
-        <w:rPr>
-          <w:b/>
-          <w:vertAlign w:val="superscript"/>
-        </w:rPr>
-        <w:t>th</w:t>
-      </w:r>
-      <w:r>
-        <w:rPr>
-          <w:b/>
-        </w:rPr>
-        <w:t>, 2025 – Present (Private Repository)</w:t>
+        <w:jc w:val="both"/>
+        <w:rPr>
+          <w:bCs/>
+        </w:rPr>
+      </w:pPr>
+    </w:p>
+    <w:p>
+      <w:pPr>
+        <w:jc w:val="both"/>
+        <w:rPr>
+          <w:b/>
+        </w:rPr>
+      </w:pPr>
+      <w:r>
+        <w:rPr>
+          <w:b/>
+        </w:rPr>
+        <w:t>Messy (In Progress)</w:t>
       </w:r>
     </w:p>
     <w:p>
@@ -837,6 +913,7 @@
         <w:shd w:val="clear" w:color="auto" w:fill="FFFFFF"/>
         <w:overflowPunct/>
         <w:adjustRightInd/>
+        <w:jc w:val="both"/>
         <w:rPr>
           <w:kern w:val="0"/>
         </w:rPr>
@@ -858,6 +935,7 @@
         <w:shd w:val="clear" w:color="auto" w:fill="FFFFFF"/>
         <w:overflowPunct/>
         <w:adjustRightInd/>
+        <w:jc w:val="both"/>
         <w:rPr>
           <w:kern w:val="0"/>
         </w:rPr>
@@ -876,6 +954,7 @@
           <w:ilvl w:val="0"/>
           <w:numId w:val="13"/>
         </w:numPr>
+        <w:jc w:val="both"/>
         <w:rPr>
           <w:bCs/>
         </w:rPr>
@@ -898,89 +977,37 @@
         <w:rPr>
           <w:kern w:val="0"/>
         </w:rPr>
-        <w:t xml:space="preserve"> (Spring Boot), JDBC, </w:t>
-      </w:r>
-      <w:r>
-        <w:rPr>
-          <w:kern w:val="0"/>
-        </w:rPr>
-        <w:t>JPA</w:t>
-      </w:r>
-      <w:r>
-        <w:rPr>
-          <w:kern w:val="0"/>
-        </w:rPr>
-        <w:t xml:space="preserve">, Spring Boot Security, </w:t>
-      </w:r>
-      <w:r>
-        <w:rPr>
-          <w:kern w:val="0"/>
-        </w:rPr>
-        <w:t>MongoDB</w:t>
-      </w:r>
-    </w:p>
-    <w:p>
-      <w:pPr>
-        <w:rPr>
-          <w:bCs/>
-        </w:rPr>
-      </w:pPr>
-    </w:p>
-    <w:p>
-      <w:pPr>
-        <w:rPr>
-          <w:b/>
-        </w:rPr>
-      </w:pPr>
-      <w:r>
-        <w:rPr>
-          <w:b/>
-        </w:rPr>
-        <w:t xml:space="preserve">A Terrifying Knight – September </w:t>
-      </w:r>
-      <w:r>
-        <w:rPr>
-          <w:b/>
-        </w:rPr>
-        <w:t>16</w:t>
-      </w:r>
-      <w:r>
-        <w:rPr>
-          <w:b/>
-          <w:vertAlign w:val="superscript"/>
-        </w:rPr>
-        <w:t>th</w:t>
-      </w:r>
-      <w:r>
-        <w:rPr>
-          <w:b/>
-        </w:rPr>
-        <w:t>, 2023</w:t>
-      </w:r>
-      <w:r>
-        <w:rPr>
-          <w:b/>
-        </w:rPr>
-        <w:t xml:space="preserve"> – September 24</w:t>
-      </w:r>
-      <w:r>
-        <w:rPr>
-          <w:b/>
-          <w:vertAlign w:val="superscript"/>
-        </w:rPr>
-        <w:t>th</w:t>
-      </w:r>
-      <w:r>
-        <w:rPr>
-          <w:b/>
-        </w:rPr>
-        <w:t>, 2024</w:t>
-      </w:r>
-      <w:r>
-        <w:rPr>
-          <w:b/>
-        </w:rPr>
-        <w:t xml:space="preserve"> (itch.io)</w:t>
+        <w:t xml:space="preserve"> (Spring Boot), JDBC, Lombok, Spring Boot Security, many others...</w:t>
+      </w:r>
+    </w:p>
+    <w:p>
+      <w:pPr>
+        <w:jc w:val="both"/>
+        <w:rPr>
+          <w:bCs/>
+        </w:rPr>
+      </w:pPr>
+    </w:p>
+    <w:p>
+      <w:pPr>
+        <w:jc w:val="both"/>
+        <w:rPr>
+          <w:b/>
+        </w:rPr>
+      </w:pPr>
+      <w:proofErr w:type="spellStart"/>
+      <w:r>
+        <w:rPr>
+          <w:b/>
+        </w:rPr>
+        <w:t>CryptView</w:t>
+      </w:r>
+      <w:proofErr w:type="spellEnd"/>
+      <w:r>
+        <w:rPr>
+          <w:b/>
+        </w:rPr>
+        <w:t xml:space="preserve"> (No Longer Exists)</w:t>
       </w:r>
     </w:p>
     <w:p>
@@ -993,6 +1020,7 @@
         <w:shd w:val="clear" w:color="auto" w:fill="FFFFFF"/>
         <w:overflowPunct/>
         <w:adjustRightInd/>
+        <w:jc w:val="both"/>
         <w:rPr>
           <w:kern w:val="0"/>
         </w:rPr>
@@ -1003,61 +1031,19 @@
         </w:rPr>
         <w:t xml:space="preserve">Description – </w:t>
       </w:r>
+      <w:proofErr w:type="spellStart"/>
       <w:r>
         <w:rPr>
           <w:kern w:val="0"/>
         </w:rPr>
-        <w:t>A</w:t>
-      </w:r>
+        <w:t>CryptoCurrency</w:t>
+      </w:r>
+      <w:proofErr w:type="spellEnd"/>
       <w:r>
         <w:rPr>
           <w:kern w:val="0"/>
         </w:rPr>
-        <w:t xml:space="preserve"> game jam submission utilizing the </w:t>
-      </w:r>
-      <w:proofErr w:type="spellStart"/>
-      <w:r>
-        <w:rPr>
-          <w:kern w:val="0"/>
-        </w:rPr>
-        <w:t>l</w:t>
-      </w:r>
-      <w:r>
-        <w:rPr>
-          <w:kern w:val="0"/>
-        </w:rPr>
-        <w:t>ibGDX</w:t>
-      </w:r>
-      <w:proofErr w:type="spellEnd"/>
-      <w:r>
-        <w:rPr>
-          <w:kern w:val="0"/>
-        </w:rPr>
-        <w:t xml:space="preserve"> framework with a </w:t>
-      </w:r>
-      <w:r>
-        <w:rPr>
-          <w:kern w:val="0"/>
-        </w:rPr>
-        <w:t>1-week</w:t>
-      </w:r>
-      <w:r>
-        <w:rPr>
-          <w:kern w:val="0"/>
-        </w:rPr>
-        <w:t xml:space="preserve"> time </w:t>
-      </w:r>
-      <w:r>
-        <w:rPr>
-          <w:kern w:val="0"/>
-        </w:rPr>
-        <w:t>limit</w:t>
-      </w:r>
-      <w:r>
-        <w:rPr>
-          <w:kern w:val="0"/>
-        </w:rPr>
-        <w:t xml:space="preserve">. </w:t>
+        <w:t xml:space="preserve"> status candlestick website</w:t>
       </w:r>
     </w:p>
     <w:p>
@@ -1070,6 +1056,7 @@
         <w:shd w:val="clear" w:color="auto" w:fill="FFFFFF"/>
         <w:overflowPunct/>
         <w:adjustRightInd/>
+        <w:jc w:val="both"/>
         <w:rPr>
           <w:kern w:val="0"/>
         </w:rPr>
@@ -1078,61 +1065,15 @@
         <w:rPr>
           <w:kern w:val="0"/>
         </w:rPr>
-        <w:t xml:space="preserve">Languages – </w:t>
-      </w:r>
-      <w:r>
-        <w:rPr>
-          <w:kern w:val="0"/>
-        </w:rPr>
-        <w:t>Java</w:t>
-      </w:r>
-    </w:p>
-    <w:p>
-      <w:pPr>
-        <w:widowControl/>
-        <w:numPr>
-          <w:ilvl w:val="0"/>
-          <w:numId w:val="10"/>
-        </w:numPr>
-        <w:shd w:val="clear" w:color="auto" w:fill="FFFFFF"/>
-        <w:overflowPunct/>
-        <w:adjustRightInd/>
-        <w:rPr>
-          <w:kern w:val="0"/>
-        </w:rPr>
-      </w:pPr>
-      <w:r>
-        <w:rPr>
-          <w:kern w:val="0"/>
-        </w:rPr>
-        <w:t xml:space="preserve">Frameworks </w:t>
-      </w:r>
-      <w:r>
-        <w:rPr>
-          <w:kern w:val="0"/>
-        </w:rPr>
-        <w:t>–</w:t>
-      </w:r>
-      <w:r>
-        <w:rPr>
-          <w:kern w:val="0"/>
-        </w:rPr>
-        <w:t xml:space="preserve"> </w:t>
-      </w:r>
-      <w:proofErr w:type="spellStart"/>
-      <w:r>
-        <w:rPr>
-          <w:kern w:val="0"/>
-        </w:rPr>
-        <w:t>l</w:t>
-      </w:r>
-      <w:r>
-        <w:rPr>
-          <w:kern w:val="0"/>
-        </w:rPr>
-        <w:t>ibGDX</w:t>
-      </w:r>
-      <w:proofErr w:type="spellEnd"/>
+        <w:t>Languages – JavaScript (React), HTML, Tailwind (CSS)</w:t>
+      </w:r>
+    </w:p>
+    <w:p>
+      <w:pPr>
+        <w:rPr>
+          <w:b/>
+        </w:rPr>
+      </w:pPr>
     </w:p>
     <w:p>
       <w:pPr>
@@ -1141,14 +1082,6 @@
           <w:b/>
         </w:rPr>
       </w:pPr>
-    </w:p>
-    <w:p>
-      <w:pPr>
-        <w:jc w:val="center"/>
-        <w:rPr>
-          <w:b/>
-        </w:rPr>
-      </w:pPr>
       <w:r>
         <w:rPr>
           <w:b/>
@@ -1158,14 +1091,15 @@
     </w:p>
     <w:p>
       <w:pPr>
-        <w:jc w:val="center"/>
-        <w:rPr>
-          <w:bCs/>
-        </w:rPr>
-      </w:pPr>
-    </w:p>
-    <w:p>
-      <w:pPr>
+        <w:jc w:val="both"/>
+        <w:rPr>
+          <w:bCs/>
+        </w:rPr>
+      </w:pPr>
+    </w:p>
+    <w:p>
+      <w:pPr>
+        <w:jc w:val="both"/>
         <w:rPr>
           <w:bCs/>
         </w:rPr>
@@ -1185,6 +1119,7 @@
     </w:p>
     <w:p>
       <w:pPr>
+        <w:jc w:val="both"/>
         <w:rPr>
           <w:bCs/>
         </w:rPr>
@@ -1204,6 +1139,7 @@
     </w:p>
     <w:p>
       <w:pPr>
+        <w:jc w:val="both"/>
         <w:rPr>
           <w:b/>
         </w:rPr>
@@ -1254,6 +1190,7 @@
           <w:ilvl w:val="0"/>
           <w:numId w:val="17"/>
         </w:numPr>
+        <w:jc w:val="both"/>
         <w:rPr>
           <w:kern w:val="0"/>
         </w:rPr>
@@ -1272,6 +1209,7 @@
           <w:ilvl w:val="0"/>
           <w:numId w:val="17"/>
         </w:numPr>
+        <w:jc w:val="both"/>
         <w:rPr>
           <w:kern w:val="0"/>
         </w:rPr>
@@ -1290,6 +1228,7 @@
           <w:ilvl w:val="0"/>
           <w:numId w:val="17"/>
         </w:numPr>
+        <w:jc w:val="both"/>
         <w:rPr>
           <w:kern w:val="0"/>
         </w:rPr>
@@ -2382,7 +2321,7 @@
   <w:abstractNum w:abstractNumId="9" w15:restartNumberingAfterBreak="0">
     <w:nsid w:val="4A821551"/>
     <w:multiLevelType w:val="hybridMultilevel"/>
-    <w:tmpl w:val="839C7BB0"/>
+    <w:tmpl w:val="E344529C"/>
     <w:lvl w:ilvl="0" w:tplc="04090001">
       <w:start w:val="1"/>
       <w:numFmt w:val="bullet"/>
@@ -3748,7 +3687,6 @@
   <w:style w:type="character" w:default="1" w:styleId="DefaultParagraphFont">
     <w:name w:val="Default Paragraph Font"/>
     <w:uiPriority w:val="1"/>
-    <w:semiHidden/>
     <w:unhideWhenUsed/>
   </w:style>
   <w:style w:type="table" w:default="1" w:styleId="TableNormal">
